--- a/docs/lab_records/exp6_association_rules.docx
+++ b/docs/lab_records/exp6_association_rules.docx
@@ -194,7 +194,7 @@
                 <w:b w:val="0"/>
                 <w:sz w:val="22"/>
               </w:rPr>
-              <w:t>25 March 2026</w:t>
+              <w:t>13 April 2026</w:t>
             </w:r>
           </w:p>
         </w:tc>
@@ -1360,6 +1360,2406 @@
           <w:color w:val="FFFFFF"/>
           <w:sz w:val="24"/>
         </w:rPr>
+        <w:t xml:space="preserve">  CODE</w:t>
+      </w:r>
+    </w:p>
+    <w:p>
+      <w:pPr>
+        <w:spacing w:before="0" w:after="0"/>
+        <w:ind w:left="283" w:right="283"/>
+        <w:shd w:val="clear" w:color="auto" w:fill="F2F2F2"/>
+      </w:pPr>
+      <w:r>
+        <w:rPr>
+          <w:rFonts w:ascii="Courier New" w:hAnsi="Courier New"/>
+          <w:color w:val="1A1A1A"/>
+          <w:sz w:val="17"/>
+        </w:rPr>
+        <w:t>"""</w:t>
+      </w:r>
+    </w:p>
+    <w:p>
+      <w:pPr>
+        <w:spacing w:before="0" w:after="0"/>
+        <w:ind w:left="283" w:right="283"/>
+        <w:shd w:val="clear" w:color="auto" w:fill="F2F2F2"/>
+      </w:pPr>
+      <w:r>
+        <w:rPr>
+          <w:rFonts w:ascii="Courier New" w:hAnsi="Courier New"/>
+          <w:color w:val="1A1A1A"/>
+          <w:sz w:val="17"/>
+        </w:rPr>
+        <w:t>Experiment 6: Association Rules / Apriori</w:t>
+      </w:r>
+    </w:p>
+    <w:p>
+      <w:pPr>
+        <w:spacing w:before="0" w:after="0"/>
+        <w:ind w:left="283" w:right="283"/>
+        <w:shd w:val="clear" w:color="auto" w:fill="F2F2F2"/>
+      </w:pPr>
+      <w:r>
+        <w:rPr>
+          <w:rFonts w:ascii="Courier New" w:hAnsi="Courier New"/>
+          <w:color w:val="1A1A1A"/>
+          <w:sz w:val="17"/>
+        </w:rPr>
+        <w:t>==========================================</w:t>
+      </w:r>
+    </w:p>
+    <w:p>
+      <w:pPr>
+        <w:spacing w:before="0" w:after="0"/>
+        <w:ind w:left="283" w:right="283"/>
+        <w:shd w:val="clear" w:color="auto" w:fill="F2F2F2"/>
+      </w:pPr>
+      <w:r>
+        <w:rPr>
+          <w:rFonts w:ascii="Courier New" w:hAnsi="Courier New"/>
+          <w:color w:val="1A1A1A"/>
+          <w:sz w:val="17"/>
+        </w:rPr>
+        <w:t>Predictive:  Frequent itemset mining + association rules (Apriori via mlxtend)</w:t>
+      </w:r>
+    </w:p>
+    <w:p>
+      <w:pPr>
+        <w:spacing w:before="0" w:after="0"/>
+        <w:ind w:left="283" w:right="283"/>
+        <w:shd w:val="clear" w:color="auto" w:fill="F2F2F2"/>
+      </w:pPr>
+      <w:r>
+        <w:rPr>
+          <w:rFonts w:ascii="Courier New" w:hAnsi="Courier New"/>
+          <w:color w:val="1A1A1A"/>
+          <w:sz w:val="17"/>
+        </w:rPr>
+        <w:t>Prescriptive: Product recommendation engine, basket suggestions, planogram advice</w:t>
+      </w:r>
+    </w:p>
+    <w:p>
+      <w:pPr>
+        <w:spacing w:before="0" w:after="0"/>
+        <w:ind w:left="283" w:right="283"/>
+        <w:shd w:val="clear" w:color="auto" w:fill="F2F2F2"/>
+      </w:pPr>
+      <w:r>
+        <w:rPr>
+          <w:rFonts w:ascii="Courier New" w:hAnsi="Courier New"/>
+          <w:color w:val="1A1A1A"/>
+          <w:sz w:val="17"/>
+        </w:rPr>
+        <w:t>Dataset:     Synthetic Online Retail (500 K rows)</w:t>
+      </w:r>
+    </w:p>
+    <w:p>
+      <w:pPr>
+        <w:spacing w:before="0" w:after="0"/>
+        <w:ind w:left="283" w:right="283"/>
+        <w:shd w:val="clear" w:color="auto" w:fill="F2F2F2"/>
+      </w:pPr>
+      <w:r>
+        <w:rPr>
+          <w:rFonts w:ascii="Courier New" w:hAnsi="Courier New"/>
+          <w:color w:val="1A1A1A"/>
+          <w:sz w:val="17"/>
+        </w:rPr>
+        <w:t>"""</w:t>
+      </w:r>
+    </w:p>
+    <w:p>
+      <w:pPr>
+        <w:spacing w:before="0" w:after="0"/>
+        <w:ind w:left="283" w:right="283"/>
+        <w:shd w:val="clear" w:color="auto" w:fill="F2F2F2"/>
+      </w:pPr>
+      <w:r>
+        <w:rPr>
+          <w:rFonts w:ascii="Courier New" w:hAnsi="Courier New"/>
+          <w:color w:val="1A1A1A"/>
+          <w:sz w:val="17"/>
+        </w:rPr>
+        <w:t xml:space="preserve"> </w:t>
+      </w:r>
+    </w:p>
+    <w:p>
+      <w:pPr>
+        <w:spacing w:before="0" w:after="0"/>
+        <w:ind w:left="283" w:right="283"/>
+        <w:shd w:val="clear" w:color="auto" w:fill="F2F2F2"/>
+      </w:pPr>
+      <w:r>
+        <w:rPr>
+          <w:rFonts w:ascii="Courier New" w:hAnsi="Courier New"/>
+          <w:color w:val="1A1A1A"/>
+          <w:sz w:val="17"/>
+        </w:rPr>
+        <w:t xml:space="preserve"> </w:t>
+      </w:r>
+    </w:p>
+    <w:p>
+      <w:pPr>
+        <w:spacing w:before="0" w:after="0"/>
+        <w:ind w:left="283" w:right="283"/>
+        <w:shd w:val="clear" w:color="auto" w:fill="F2F2F2"/>
+      </w:pPr>
+      <w:r>
+        <w:rPr>
+          <w:rFonts w:ascii="Courier New" w:hAnsi="Courier New"/>
+          <w:color w:val="1A1A1A"/>
+          <w:sz w:val="17"/>
+        </w:rPr>
+        <w:t>import os</w:t>
+      </w:r>
+    </w:p>
+    <w:p>
+      <w:pPr>
+        <w:spacing w:before="0" w:after="0"/>
+        <w:ind w:left="283" w:right="283"/>
+        <w:shd w:val="clear" w:color="auto" w:fill="F2F2F2"/>
+      </w:pPr>
+      <w:r>
+        <w:rPr>
+          <w:rFonts w:ascii="Courier New" w:hAnsi="Courier New"/>
+          <w:color w:val="1A1A1A"/>
+          <w:sz w:val="17"/>
+        </w:rPr>
+        <w:t>import json</w:t>
+      </w:r>
+    </w:p>
+    <w:p>
+      <w:pPr>
+        <w:spacing w:before="0" w:after="0"/>
+        <w:ind w:left="283" w:right="283"/>
+        <w:shd w:val="clear" w:color="auto" w:fill="F2F2F2"/>
+      </w:pPr>
+      <w:r>
+        <w:rPr>
+          <w:rFonts w:ascii="Courier New" w:hAnsi="Courier New"/>
+          <w:color w:val="1A1A1A"/>
+          <w:sz w:val="17"/>
+        </w:rPr>
+        <w:t>import warnings</w:t>
+      </w:r>
+    </w:p>
+    <w:p>
+      <w:pPr>
+        <w:spacing w:before="0" w:after="0"/>
+        <w:ind w:left="283" w:right="283"/>
+        <w:shd w:val="clear" w:color="auto" w:fill="F2F2F2"/>
+      </w:pPr>
+      <w:r>
+        <w:rPr>
+          <w:rFonts w:ascii="Courier New" w:hAnsi="Courier New"/>
+          <w:color w:val="1A1A1A"/>
+          <w:sz w:val="17"/>
+        </w:rPr>
+        <w:t>import itertools</w:t>
+      </w:r>
+    </w:p>
+    <w:p>
+      <w:pPr>
+        <w:spacing w:before="0" w:after="0"/>
+        <w:ind w:left="283" w:right="283"/>
+        <w:shd w:val="clear" w:color="auto" w:fill="F2F2F2"/>
+      </w:pPr>
+      <w:r>
+        <w:rPr>
+          <w:rFonts w:ascii="Courier New" w:hAnsi="Courier New"/>
+          <w:color w:val="1A1A1A"/>
+          <w:sz w:val="17"/>
+        </w:rPr>
+        <w:t>from pathlib import Path</w:t>
+      </w:r>
+    </w:p>
+    <w:p>
+      <w:pPr>
+        <w:spacing w:before="0" w:after="0"/>
+        <w:ind w:left="283" w:right="283"/>
+        <w:shd w:val="clear" w:color="auto" w:fill="F2F2F2"/>
+      </w:pPr>
+      <w:r>
+        <w:rPr>
+          <w:rFonts w:ascii="Courier New" w:hAnsi="Courier New"/>
+          <w:color w:val="1A1A1A"/>
+          <w:sz w:val="17"/>
+        </w:rPr>
+        <w:t xml:space="preserve"> </w:t>
+      </w:r>
+    </w:p>
+    <w:p>
+      <w:pPr>
+        <w:spacing w:before="0" w:after="0"/>
+        <w:ind w:left="283" w:right="283"/>
+        <w:shd w:val="clear" w:color="auto" w:fill="F2F2F2"/>
+      </w:pPr>
+      <w:r>
+        <w:rPr>
+          <w:rFonts w:ascii="Courier New" w:hAnsi="Courier New"/>
+          <w:color w:val="1A1A1A"/>
+          <w:sz w:val="17"/>
+        </w:rPr>
+        <w:t>import numpy as np</w:t>
+      </w:r>
+    </w:p>
+    <w:p>
+      <w:pPr>
+        <w:spacing w:before="0" w:after="0"/>
+        <w:ind w:left="283" w:right="283"/>
+        <w:shd w:val="clear" w:color="auto" w:fill="F2F2F2"/>
+      </w:pPr>
+      <w:r>
+        <w:rPr>
+          <w:rFonts w:ascii="Courier New" w:hAnsi="Courier New"/>
+          <w:color w:val="1A1A1A"/>
+          <w:sz w:val="17"/>
+        </w:rPr>
+        <w:t>import pandas as pd</w:t>
+      </w:r>
+    </w:p>
+    <w:p>
+      <w:pPr>
+        <w:spacing w:before="0" w:after="0"/>
+        <w:ind w:left="283" w:right="283"/>
+        <w:shd w:val="clear" w:color="auto" w:fill="F2F2F2"/>
+      </w:pPr>
+      <w:r>
+        <w:rPr>
+          <w:rFonts w:ascii="Courier New" w:hAnsi="Courier New"/>
+          <w:color w:val="1A1A1A"/>
+          <w:sz w:val="17"/>
+        </w:rPr>
+        <w:t>import matplotlib</w:t>
+      </w:r>
+    </w:p>
+    <w:p>
+      <w:pPr>
+        <w:spacing w:before="0" w:after="0"/>
+        <w:ind w:left="283" w:right="283"/>
+        <w:shd w:val="clear" w:color="auto" w:fill="F2F2F2"/>
+      </w:pPr>
+      <w:r>
+        <w:rPr>
+          <w:rFonts w:ascii="Courier New" w:hAnsi="Courier New"/>
+          <w:color w:val="1A1A1A"/>
+          <w:sz w:val="17"/>
+        </w:rPr>
+        <w:t>matplotlib.use("Agg")</w:t>
+      </w:r>
+    </w:p>
+    <w:p>
+      <w:pPr>
+        <w:spacing w:before="0" w:after="0"/>
+        <w:ind w:left="283" w:right="283"/>
+        <w:shd w:val="clear" w:color="auto" w:fill="F2F2F2"/>
+      </w:pPr>
+      <w:r>
+        <w:rPr>
+          <w:rFonts w:ascii="Courier New" w:hAnsi="Courier New"/>
+          <w:color w:val="1A1A1A"/>
+          <w:sz w:val="17"/>
+        </w:rPr>
+        <w:t>import matplotlib.pyplot as plt</w:t>
+      </w:r>
+    </w:p>
+    <w:p>
+      <w:pPr>
+        <w:spacing w:before="0" w:after="0"/>
+        <w:ind w:left="283" w:right="283"/>
+        <w:shd w:val="clear" w:color="auto" w:fill="F2F2F2"/>
+      </w:pPr>
+      <w:r>
+        <w:rPr>
+          <w:rFonts w:ascii="Courier New" w:hAnsi="Courier New"/>
+          <w:color w:val="1A1A1A"/>
+          <w:sz w:val="17"/>
+        </w:rPr>
+        <w:t>import matplotlib.gridspec as gridspec</w:t>
+      </w:r>
+    </w:p>
+    <w:p>
+      <w:pPr>
+        <w:spacing w:before="0" w:after="0"/>
+        <w:ind w:left="283" w:right="283"/>
+        <w:shd w:val="clear" w:color="auto" w:fill="F2F2F2"/>
+      </w:pPr>
+      <w:r>
+        <w:rPr>
+          <w:rFonts w:ascii="Courier New" w:hAnsi="Courier New"/>
+          <w:color w:val="1A1A1A"/>
+          <w:sz w:val="17"/>
+        </w:rPr>
+        <w:t>import seaborn as sns</w:t>
+      </w:r>
+    </w:p>
+    <w:p>
+      <w:pPr>
+        <w:spacing w:before="0" w:after="0"/>
+        <w:ind w:left="283" w:right="283"/>
+        <w:shd w:val="clear" w:color="auto" w:fill="F2F2F2"/>
+      </w:pPr>
+      <w:r>
+        <w:rPr>
+          <w:rFonts w:ascii="Courier New" w:hAnsi="Courier New"/>
+          <w:color w:val="1A1A1A"/>
+          <w:sz w:val="17"/>
+        </w:rPr>
+        <w:t>from mlxtend.frequent_patterns import apriori, association_rules</w:t>
+      </w:r>
+    </w:p>
+    <w:p>
+      <w:pPr>
+        <w:spacing w:before="0" w:after="0"/>
+        <w:ind w:left="283" w:right="283"/>
+        <w:shd w:val="clear" w:color="auto" w:fill="F2F2F2"/>
+      </w:pPr>
+      <w:r>
+        <w:rPr>
+          <w:rFonts w:ascii="Courier New" w:hAnsi="Courier New"/>
+          <w:color w:val="1A1A1A"/>
+          <w:sz w:val="17"/>
+        </w:rPr>
+        <w:t>from mlxtend.preprocessing import TransactionEncoder</w:t>
+      </w:r>
+    </w:p>
+    <w:p>
+      <w:pPr>
+        <w:spacing w:before="0" w:after="0"/>
+        <w:ind w:left="283" w:right="283"/>
+        <w:shd w:val="clear" w:color="auto" w:fill="F2F2F2"/>
+      </w:pPr>
+      <w:r>
+        <w:rPr>
+          <w:rFonts w:ascii="Courier New" w:hAnsi="Courier New"/>
+          <w:color w:val="1A1A1A"/>
+          <w:sz w:val="17"/>
+        </w:rPr>
+        <w:t xml:space="preserve"> </w:t>
+      </w:r>
+    </w:p>
+    <w:p>
+      <w:pPr>
+        <w:spacing w:before="0" w:after="0"/>
+        <w:ind w:left="283" w:right="283"/>
+        <w:shd w:val="clear" w:color="auto" w:fill="F2F2F2"/>
+      </w:pPr>
+      <w:r>
+        <w:rPr>
+          <w:rFonts w:ascii="Courier New" w:hAnsi="Courier New"/>
+          <w:color w:val="1A1A1A"/>
+          <w:sz w:val="17"/>
+        </w:rPr>
+        <w:t>warnings.filterwarnings("ignore")</w:t>
+      </w:r>
+    </w:p>
+    <w:p>
+      <w:pPr>
+        <w:spacing w:before="0" w:after="0"/>
+        <w:ind w:left="283" w:right="283"/>
+        <w:shd w:val="clear" w:color="auto" w:fill="F2F2F2"/>
+      </w:pPr>
+      <w:r>
+        <w:rPr>
+          <w:rFonts w:ascii="Courier New" w:hAnsi="Courier New"/>
+          <w:color w:val="1A1A1A"/>
+          <w:sz w:val="17"/>
+        </w:rPr>
+        <w:t xml:space="preserve"> </w:t>
+      </w:r>
+    </w:p>
+    <w:p>
+      <w:pPr>
+        <w:spacing w:before="0" w:after="0"/>
+        <w:ind w:left="283" w:right="283"/>
+        <w:shd w:val="clear" w:color="auto" w:fill="F2F2F2"/>
+      </w:pPr>
+      <w:r>
+        <w:rPr>
+          <w:rFonts w:ascii="Courier New" w:hAnsi="Courier New"/>
+          <w:color w:val="1A1A1A"/>
+          <w:sz w:val="17"/>
+        </w:rPr>
+        <w:t># ── Paths ──────────────────────────────────────────────────────────────────────</w:t>
+      </w:r>
+    </w:p>
+    <w:p>
+      <w:pPr>
+        <w:spacing w:before="0" w:after="0"/>
+        <w:ind w:left="283" w:right="283"/>
+        <w:shd w:val="clear" w:color="auto" w:fill="F2F2F2"/>
+      </w:pPr>
+      <w:r>
+        <w:rPr>
+          <w:rFonts w:ascii="Courier New" w:hAnsi="Courier New"/>
+          <w:color w:val="1A1A1A"/>
+          <w:sz w:val="17"/>
+        </w:rPr>
+        <w:t xml:space="preserve"> </w:t>
+      </w:r>
+    </w:p>
+    <w:p>
+      <w:pPr>
+        <w:spacing w:before="0" w:after="0"/>
+        <w:ind w:left="283" w:right="283"/>
+        <w:shd w:val="clear" w:color="auto" w:fill="F2F2F2"/>
+      </w:pPr>
+      <w:r>
+        <w:rPr>
+          <w:rFonts w:ascii="Courier New" w:hAnsi="Courier New"/>
+          <w:color w:val="1A1A1A"/>
+          <w:sz w:val="17"/>
+        </w:rPr>
+        <w:t># ... (helper functions defined above) ...</w:t>
+      </w:r>
+    </w:p>
+    <w:p>
+      <w:pPr>
+        <w:spacing w:before="0" w:after="0"/>
+        <w:ind w:left="283" w:right="283"/>
+        <w:shd w:val="clear" w:color="auto" w:fill="F2F2F2"/>
+      </w:pPr>
+      <w:r>
+        <w:rPr>
+          <w:rFonts w:ascii="Courier New" w:hAnsi="Courier New"/>
+          <w:color w:val="1A1A1A"/>
+          <w:sz w:val="17"/>
+        </w:rPr>
+        <w:t xml:space="preserve"> </w:t>
+      </w:r>
+    </w:p>
+    <w:p>
+      <w:pPr>
+        <w:spacing w:before="0" w:after="0"/>
+        <w:ind w:left="283" w:right="283"/>
+        <w:shd w:val="clear" w:color="auto" w:fill="F2F2F2"/>
+      </w:pPr>
+      <w:r>
+        <w:rPr>
+          <w:rFonts w:ascii="Courier New" w:hAnsi="Courier New"/>
+          <w:color w:val="1A1A1A"/>
+          <w:sz w:val="17"/>
+        </w:rPr>
+        <w:t xml:space="preserve"> </w:t>
+      </w:r>
+    </w:p>
+    <w:p>
+      <w:pPr>
+        <w:spacing w:before="0" w:after="0"/>
+        <w:ind w:left="283" w:right="283"/>
+        <w:shd w:val="clear" w:color="auto" w:fill="F2F2F2"/>
+      </w:pPr>
+      <w:r>
+        <w:rPr>
+          <w:rFonts w:ascii="Courier New" w:hAnsi="Courier New"/>
+          <w:color w:val="1A1A1A"/>
+          <w:sz w:val="17"/>
+        </w:rPr>
+        <w:t>def main():</w:t>
+      </w:r>
+    </w:p>
+    <w:p>
+      <w:pPr>
+        <w:spacing w:before="0" w:after="0"/>
+        <w:ind w:left="283" w:right="283"/>
+        <w:shd w:val="clear" w:color="auto" w:fill="F2F2F2"/>
+      </w:pPr>
+      <w:r>
+        <w:rPr>
+          <w:rFonts w:ascii="Courier New" w:hAnsi="Courier New"/>
+          <w:color w:val="1A1A1A"/>
+          <w:sz w:val="17"/>
+        </w:rPr>
+        <w:t xml:space="preserve">    print("=" * 65)</w:t>
+      </w:r>
+    </w:p>
+    <w:p>
+      <w:pPr>
+        <w:spacing w:before="0" w:after="0"/>
+        <w:ind w:left="283" w:right="283"/>
+        <w:shd w:val="clear" w:color="auto" w:fill="F2F2F2"/>
+      </w:pPr>
+      <w:r>
+        <w:rPr>
+          <w:rFonts w:ascii="Courier New" w:hAnsi="Courier New"/>
+          <w:color w:val="1A1A1A"/>
+          <w:sz w:val="17"/>
+        </w:rPr>
+        <w:t xml:space="preserve">    print("Experiment 6 — Association Rules / Market Basket Analysis")</w:t>
+      </w:r>
+    </w:p>
+    <w:p>
+      <w:pPr>
+        <w:spacing w:before="0" w:after="0"/>
+        <w:ind w:left="283" w:right="283"/>
+        <w:shd w:val="clear" w:color="auto" w:fill="F2F2F2"/>
+      </w:pPr>
+      <w:r>
+        <w:rPr>
+          <w:rFonts w:ascii="Courier New" w:hAnsi="Courier New"/>
+          <w:color w:val="1A1A1A"/>
+          <w:sz w:val="17"/>
+        </w:rPr>
+        <w:t xml:space="preserve">    print("=" * 65)</w:t>
+      </w:r>
+    </w:p>
+    <w:p>
+      <w:pPr>
+        <w:spacing w:before="0" w:after="0"/>
+        <w:ind w:left="283" w:right="283"/>
+        <w:shd w:val="clear" w:color="auto" w:fill="F2F2F2"/>
+      </w:pPr>
+      <w:r>
+        <w:rPr>
+          <w:rFonts w:ascii="Courier New" w:hAnsi="Courier New"/>
+          <w:color w:val="1A1A1A"/>
+          <w:sz w:val="17"/>
+        </w:rPr>
+        <w:t xml:space="preserve"> </w:t>
+      </w:r>
+    </w:p>
+    <w:p>
+      <w:pPr>
+        <w:spacing w:before="0" w:after="0"/>
+        <w:ind w:left="283" w:right="283"/>
+        <w:shd w:val="clear" w:color="auto" w:fill="F2F2F2"/>
+      </w:pPr>
+      <w:r>
+        <w:rPr>
+          <w:rFonts w:ascii="Courier New" w:hAnsi="Courier New"/>
+          <w:color w:val="1A1A1A"/>
+          <w:sz w:val="17"/>
+        </w:rPr>
+        <w:t xml:space="preserve">    # ── Data ──────────────────────────────────────────────────────────</w:t>
+      </w:r>
+    </w:p>
+    <w:p>
+      <w:pPr>
+        <w:spacing w:before="0" w:after="0"/>
+        <w:ind w:left="283" w:right="283"/>
+        <w:shd w:val="clear" w:color="auto" w:fill="F2F2F2"/>
+      </w:pPr>
+      <w:r>
+        <w:rPr>
+          <w:rFonts w:ascii="Courier New" w:hAnsi="Courier New"/>
+          <w:color w:val="1A1A1A"/>
+          <w:sz w:val="17"/>
+        </w:rPr>
+        <w:t xml:space="preserve">    df = generate_online_retail(n_rows=500_000)</w:t>
+      </w:r>
+    </w:p>
+    <w:p>
+      <w:pPr>
+        <w:spacing w:before="0" w:after="0"/>
+        <w:ind w:left="283" w:right="283"/>
+        <w:shd w:val="clear" w:color="auto" w:fill="F2F2F2"/>
+      </w:pPr>
+      <w:r>
+        <w:rPr>
+          <w:rFonts w:ascii="Courier New" w:hAnsi="Courier New"/>
+          <w:color w:val="1A1A1A"/>
+          <w:sz w:val="17"/>
+        </w:rPr>
+        <w:t xml:space="preserve">    df, basket = preprocess(df)</w:t>
+      </w:r>
+    </w:p>
+    <w:p>
+      <w:pPr>
+        <w:spacing w:before="0" w:after="0"/>
+        <w:ind w:left="283" w:right="283"/>
+        <w:shd w:val="clear" w:color="auto" w:fill="F2F2F2"/>
+      </w:pPr>
+      <w:r>
+        <w:rPr>
+          <w:rFonts w:ascii="Courier New" w:hAnsi="Courier New"/>
+          <w:color w:val="1A1A1A"/>
+          <w:sz w:val="17"/>
+        </w:rPr>
+        <w:t xml:space="preserve"> </w:t>
+      </w:r>
+    </w:p>
+    <w:p>
+      <w:pPr>
+        <w:spacing w:before="0" w:after="0"/>
+        <w:ind w:left="283" w:right="283"/>
+        <w:shd w:val="clear" w:color="auto" w:fill="F2F2F2"/>
+      </w:pPr>
+      <w:r>
+        <w:rPr>
+          <w:rFonts w:ascii="Courier New" w:hAnsi="Courier New"/>
+          <w:color w:val="1A1A1A"/>
+          <w:sz w:val="17"/>
+        </w:rPr>
+        <w:t xml:space="preserve">    # Sample basket to avoid memory issues with large matrices</w:t>
+      </w:r>
+    </w:p>
+    <w:p>
+      <w:pPr>
+        <w:spacing w:before="0" w:after="0"/>
+        <w:ind w:left="283" w:right="283"/>
+        <w:shd w:val="clear" w:color="auto" w:fill="F2F2F2"/>
+      </w:pPr>
+      <w:r>
+        <w:rPr>
+          <w:rFonts w:ascii="Courier New" w:hAnsi="Courier New"/>
+          <w:color w:val="1A1A1A"/>
+          <w:sz w:val="17"/>
+        </w:rPr>
+        <w:t xml:space="preserve">    MAX_INVOICES = 20_000</w:t>
+      </w:r>
+    </w:p>
+    <w:p>
+      <w:pPr>
+        <w:spacing w:before="0" w:after="0"/>
+        <w:ind w:left="283" w:right="283"/>
+        <w:shd w:val="clear" w:color="auto" w:fill="F2F2F2"/>
+      </w:pPr>
+      <w:r>
+        <w:rPr>
+          <w:rFonts w:ascii="Courier New" w:hAnsi="Courier New"/>
+          <w:color w:val="1A1A1A"/>
+          <w:sz w:val="17"/>
+        </w:rPr>
+        <w:t xml:space="preserve">    if len(basket) &gt; MAX_INVOICES:</w:t>
+      </w:r>
+    </w:p>
+    <w:p>
+      <w:pPr>
+        <w:spacing w:before="0" w:after="0"/>
+        <w:ind w:left="283" w:right="283"/>
+        <w:shd w:val="clear" w:color="auto" w:fill="F2F2F2"/>
+      </w:pPr>
+      <w:r>
+        <w:rPr>
+          <w:rFonts w:ascii="Courier New" w:hAnsi="Courier New"/>
+          <w:color w:val="1A1A1A"/>
+          <w:sz w:val="17"/>
+        </w:rPr>
+        <w:t xml:space="preserve">        basket = basket.sample(n=MAX_INVOICES, random_state=42)</w:t>
+      </w:r>
+    </w:p>
+    <w:p>
+      <w:pPr>
+        <w:spacing w:before="0" w:after="0"/>
+        <w:ind w:left="283" w:right="283"/>
+        <w:shd w:val="clear" w:color="auto" w:fill="F2F2F2"/>
+      </w:pPr>
+      <w:r>
+        <w:rPr>
+          <w:rFonts w:ascii="Courier New" w:hAnsi="Courier New"/>
+          <w:color w:val="1A1A1A"/>
+          <w:sz w:val="17"/>
+        </w:rPr>
+        <w:t xml:space="preserve">        print(f"[Apriori] Sampled basket to {MAX_INVOICES:,} invoices for memory efficiency")</w:t>
+      </w:r>
+    </w:p>
+    <w:p>
+      <w:pPr>
+        <w:spacing w:before="0" w:after="0"/>
+        <w:ind w:left="283" w:right="283"/>
+        <w:shd w:val="clear" w:color="auto" w:fill="F2F2F2"/>
+      </w:pPr>
+      <w:r>
+        <w:rPr>
+          <w:rFonts w:ascii="Courier New" w:hAnsi="Courier New"/>
+          <w:color w:val="1A1A1A"/>
+          <w:sz w:val="17"/>
+        </w:rPr>
+        <w:t xml:space="preserve"> </w:t>
+      </w:r>
+    </w:p>
+    <w:p>
+      <w:pPr>
+        <w:spacing w:before="0" w:after="0"/>
+        <w:ind w:left="283" w:right="283"/>
+        <w:shd w:val="clear" w:color="auto" w:fill="F2F2F2"/>
+      </w:pPr>
+      <w:r>
+        <w:rPr>
+          <w:rFonts w:ascii="Courier New" w:hAnsi="Courier New"/>
+          <w:color w:val="1A1A1A"/>
+          <w:sz w:val="17"/>
+        </w:rPr>
+        <w:t xml:space="preserve">    # ── Predictive ────────────────────────────────────────────────────</w:t>
+      </w:r>
+    </w:p>
+    <w:p>
+      <w:pPr>
+        <w:spacing w:before="0" w:after="0"/>
+        <w:ind w:left="283" w:right="283"/>
+        <w:shd w:val="clear" w:color="auto" w:fill="F2F2F2"/>
+      </w:pPr>
+      <w:r>
+        <w:rPr>
+          <w:rFonts w:ascii="Courier New" w:hAnsi="Courier New"/>
+          <w:color w:val="1A1A1A"/>
+          <w:sz w:val="17"/>
+        </w:rPr>
+        <w:t xml:space="preserve">    print("\n[Predictive] Running Apriori …")</w:t>
+      </w:r>
+    </w:p>
+    <w:p>
+      <w:pPr>
+        <w:spacing w:before="0" w:after="0"/>
+        <w:ind w:left="283" w:right="283"/>
+        <w:shd w:val="clear" w:color="auto" w:fill="F2F2F2"/>
+      </w:pPr>
+      <w:r>
+        <w:rPr>
+          <w:rFonts w:ascii="Courier New" w:hAnsi="Courier New"/>
+          <w:color w:val="1A1A1A"/>
+          <w:sz w:val="17"/>
+        </w:rPr>
+        <w:t xml:space="preserve">    frequent_itemsets, rules = run_apriori(basket,</w:t>
+      </w:r>
+    </w:p>
+    <w:p>
+      <w:pPr>
+        <w:spacing w:before="0" w:after="0"/>
+        <w:ind w:left="283" w:right="283"/>
+        <w:shd w:val="clear" w:color="auto" w:fill="F2F2F2"/>
+      </w:pPr>
+      <w:r>
+        <w:rPr>
+          <w:rFonts w:ascii="Courier New" w:hAnsi="Courier New"/>
+          <w:color w:val="1A1A1A"/>
+          <w:sz w:val="17"/>
+        </w:rPr>
+        <w:t xml:space="preserve">                                           min_support=0.05,</w:t>
+      </w:r>
+    </w:p>
+    <w:p>
+      <w:pPr>
+        <w:spacing w:before="0" w:after="0"/>
+        <w:ind w:left="283" w:right="283"/>
+        <w:shd w:val="clear" w:color="auto" w:fill="F2F2F2"/>
+      </w:pPr>
+      <w:r>
+        <w:rPr>
+          <w:rFonts w:ascii="Courier New" w:hAnsi="Courier New"/>
+          <w:color w:val="1A1A1A"/>
+          <w:sz w:val="17"/>
+        </w:rPr>
+        <w:t xml:space="preserve">                                           min_confidence=0.3,</w:t>
+      </w:r>
+    </w:p>
+    <w:p>
+      <w:pPr>
+        <w:spacing w:before="0" w:after="0"/>
+        <w:ind w:left="283" w:right="283"/>
+        <w:shd w:val="clear" w:color="auto" w:fill="F2F2F2"/>
+      </w:pPr>
+      <w:r>
+        <w:rPr>
+          <w:rFonts w:ascii="Courier New" w:hAnsi="Courier New"/>
+          <w:color w:val="1A1A1A"/>
+          <w:sz w:val="17"/>
+        </w:rPr>
+        <w:t xml:space="preserve">                                           min_lift=1.2)</w:t>
+      </w:r>
+    </w:p>
+    <w:p>
+      <w:pPr>
+        <w:spacing w:before="0" w:after="0"/>
+        <w:ind w:left="283" w:right="283"/>
+        <w:shd w:val="clear" w:color="auto" w:fill="F2F2F2"/>
+      </w:pPr>
+      <w:r>
+        <w:rPr>
+          <w:rFonts w:ascii="Courier New" w:hAnsi="Courier New"/>
+          <w:color w:val="1A1A1A"/>
+          <w:sz w:val="17"/>
+        </w:rPr>
+        <w:t xml:space="preserve"> </w:t>
+      </w:r>
+    </w:p>
+    <w:p>
+      <w:pPr>
+        <w:spacing w:before="0" w:after="0"/>
+        <w:ind w:left="283" w:right="283"/>
+        <w:shd w:val="clear" w:color="auto" w:fill="F2F2F2"/>
+      </w:pPr>
+      <w:r>
+        <w:rPr>
+          <w:rFonts w:ascii="Courier New" w:hAnsi="Courier New"/>
+          <w:color w:val="1A1A1A"/>
+          <w:sz w:val="17"/>
+        </w:rPr>
+        <w:t xml:space="preserve">    print("\n[Predictive] Seasonal analysis …")</w:t>
+      </w:r>
+    </w:p>
+    <w:p>
+      <w:pPr>
+        <w:spacing w:before="0" w:after="0"/>
+        <w:ind w:left="283" w:right="283"/>
+        <w:shd w:val="clear" w:color="auto" w:fill="F2F2F2"/>
+      </w:pPr>
+      <w:r>
+        <w:rPr>
+          <w:rFonts w:ascii="Courier New" w:hAnsi="Courier New"/>
+          <w:color w:val="1A1A1A"/>
+          <w:sz w:val="17"/>
+        </w:rPr>
+        <w:t xml:space="preserve">    season_patterns = seasonal_analysis(df)</w:t>
+      </w:r>
+    </w:p>
+    <w:p>
+      <w:pPr>
+        <w:spacing w:before="0" w:after="0"/>
+        <w:ind w:left="283" w:right="283"/>
+        <w:shd w:val="clear" w:color="auto" w:fill="F2F2F2"/>
+      </w:pPr>
+      <w:r>
+        <w:rPr>
+          <w:rFonts w:ascii="Courier New" w:hAnsi="Courier New"/>
+          <w:color w:val="1A1A1A"/>
+          <w:sz w:val="17"/>
+        </w:rPr>
+        <w:t xml:space="preserve">    for season, items in season_patterns.items():</w:t>
+      </w:r>
+    </w:p>
+    <w:p>
+      <w:pPr>
+        <w:spacing w:before="0" w:after="0"/>
+        <w:ind w:left="283" w:right="283"/>
+        <w:shd w:val="clear" w:color="auto" w:fill="F2F2F2"/>
+      </w:pPr>
+      <w:r>
+        <w:rPr>
+          <w:rFonts w:ascii="Courier New" w:hAnsi="Courier New"/>
+          <w:color w:val="1A1A1A"/>
+          <w:sz w:val="17"/>
+        </w:rPr>
+        <w:t xml:space="preserve">        print(f"  {season}: top item → {next(iter(items))}")</w:t>
+      </w:r>
+    </w:p>
+    <w:p>
+      <w:pPr>
+        <w:spacing w:before="0" w:after="0"/>
+        <w:ind w:left="283" w:right="283"/>
+        <w:shd w:val="clear" w:color="auto" w:fill="F2F2F2"/>
+      </w:pPr>
+      <w:r>
+        <w:rPr>
+          <w:rFonts w:ascii="Courier New" w:hAnsi="Courier New"/>
+          <w:color w:val="1A1A1A"/>
+          <w:sz w:val="17"/>
+        </w:rPr>
+        <w:t xml:space="preserve"> </w:t>
+      </w:r>
+    </w:p>
+    <w:p>
+      <w:pPr>
+        <w:spacing w:before="0" w:after="0"/>
+        <w:ind w:left="283" w:right="283"/>
+        <w:shd w:val="clear" w:color="auto" w:fill="F2F2F2"/>
+      </w:pPr>
+      <w:r>
+        <w:rPr>
+          <w:rFonts w:ascii="Courier New" w:hAnsi="Courier New"/>
+          <w:color w:val="1A1A1A"/>
+          <w:sz w:val="17"/>
+        </w:rPr>
+        <w:t xml:space="preserve">    # ── Plots ─────────────────────────────────────────────────────────</w:t>
+      </w:r>
+    </w:p>
+    <w:p>
+      <w:pPr>
+        <w:spacing w:before="0" w:after="0"/>
+        <w:ind w:left="283" w:right="283"/>
+        <w:shd w:val="clear" w:color="auto" w:fill="F2F2F2"/>
+      </w:pPr>
+      <w:r>
+        <w:rPr>
+          <w:rFonts w:ascii="Courier New" w:hAnsi="Courier New"/>
+          <w:color w:val="1A1A1A"/>
+          <w:sz w:val="17"/>
+        </w:rPr>
+        <w:t xml:space="preserve">    print("\n[Plot] Saving visualisations …")</w:t>
+      </w:r>
+    </w:p>
+    <w:p>
+      <w:pPr>
+        <w:spacing w:before="0" w:after="0"/>
+        <w:ind w:left="283" w:right="283"/>
+        <w:shd w:val="clear" w:color="auto" w:fill="F2F2F2"/>
+      </w:pPr>
+      <w:r>
+        <w:rPr>
+          <w:rFonts w:ascii="Courier New" w:hAnsi="Courier New"/>
+          <w:color w:val="1A1A1A"/>
+          <w:sz w:val="17"/>
+        </w:rPr>
+        <w:t xml:space="preserve">    plot_itemset_support(frequent_itemsets)</w:t>
+      </w:r>
+    </w:p>
+    <w:p>
+      <w:pPr>
+        <w:spacing w:before="0" w:after="0"/>
+        <w:ind w:left="283" w:right="283"/>
+        <w:shd w:val="clear" w:color="auto" w:fill="F2F2F2"/>
+      </w:pPr>
+      <w:r>
+        <w:rPr>
+          <w:rFonts w:ascii="Courier New" w:hAnsi="Courier New"/>
+          <w:color w:val="1A1A1A"/>
+          <w:sz w:val="17"/>
+        </w:rPr>
+        <w:t xml:space="preserve">    plot_rules_scatter(rules)</w:t>
+      </w:r>
+    </w:p>
+    <w:p>
+      <w:pPr>
+        <w:spacing w:before="0" w:after="0"/>
+        <w:ind w:left="283" w:right="283"/>
+        <w:shd w:val="clear" w:color="auto" w:fill="F2F2F2"/>
+      </w:pPr>
+      <w:r>
+        <w:rPr>
+          <w:rFonts w:ascii="Courier New" w:hAnsi="Courier New"/>
+          <w:color w:val="1A1A1A"/>
+          <w:sz w:val="17"/>
+        </w:rPr>
+        <w:t xml:space="preserve">    plot_seasonal_heatmap(df)</w:t>
+      </w:r>
+    </w:p>
+    <w:p>
+      <w:pPr>
+        <w:spacing w:before="0" w:after="0"/>
+        <w:ind w:left="283" w:right="283"/>
+        <w:shd w:val="clear" w:color="auto" w:fill="F2F2F2"/>
+      </w:pPr>
+      <w:r>
+        <w:rPr>
+          <w:rFonts w:ascii="Courier New" w:hAnsi="Courier New"/>
+          <w:color w:val="1A1A1A"/>
+          <w:sz w:val="17"/>
+        </w:rPr>
+        <w:t xml:space="preserve">    plot_confidence_distribution(rules)</w:t>
+      </w:r>
+    </w:p>
+    <w:p>
+      <w:pPr>
+        <w:spacing w:before="0" w:after="0"/>
+        <w:ind w:left="283" w:right="283"/>
+        <w:shd w:val="clear" w:color="auto" w:fill="F2F2F2"/>
+      </w:pPr>
+      <w:r>
+        <w:rPr>
+          <w:rFonts w:ascii="Courier New" w:hAnsi="Courier New"/>
+          <w:color w:val="1A1A1A"/>
+          <w:sz w:val="17"/>
+        </w:rPr>
+        <w:t xml:space="preserve">    print(f"  Plots saved to {PLOT_DIR}")</w:t>
+      </w:r>
+    </w:p>
+    <w:p>
+      <w:pPr>
+        <w:spacing w:before="0" w:after="0"/>
+        <w:ind w:left="283" w:right="283"/>
+        <w:shd w:val="clear" w:color="auto" w:fill="F2F2F2"/>
+      </w:pPr>
+      <w:r>
+        <w:rPr>
+          <w:rFonts w:ascii="Courier New" w:hAnsi="Courier New"/>
+          <w:color w:val="1A1A1A"/>
+          <w:sz w:val="17"/>
+        </w:rPr>
+        <w:t xml:space="preserve"> </w:t>
+      </w:r>
+    </w:p>
+    <w:p>
+      <w:pPr>
+        <w:spacing w:before="0" w:after="0"/>
+        <w:ind w:left="283" w:right="283"/>
+        <w:shd w:val="clear" w:color="auto" w:fill="F2F2F2"/>
+      </w:pPr>
+      <w:r>
+        <w:rPr>
+          <w:rFonts w:ascii="Courier New" w:hAnsi="Courier New"/>
+          <w:color w:val="1A1A1A"/>
+          <w:sz w:val="17"/>
+        </w:rPr>
+        <w:t xml:space="preserve">    # ── Prescriptive ──────────────────────────────────────────────────</w:t>
+      </w:r>
+    </w:p>
+    <w:p>
+      <w:pPr>
+        <w:spacing w:before="0" w:after="0"/>
+        <w:ind w:left="283" w:right="283"/>
+        <w:shd w:val="clear" w:color="auto" w:fill="F2F2F2"/>
+      </w:pPr>
+      <w:r>
+        <w:rPr>
+          <w:rFonts w:ascii="Courier New" w:hAnsi="Courier New"/>
+          <w:color w:val="1A1A1A"/>
+          <w:sz w:val="17"/>
+        </w:rPr>
+        <w:t xml:space="preserve">    print("\n[Prescriptive] Building recommendation engine …")</w:t>
+      </w:r>
+    </w:p>
+    <w:p>
+      <w:pPr>
+        <w:spacing w:before="0" w:after="0"/>
+        <w:ind w:left="283" w:right="283"/>
+        <w:shd w:val="clear" w:color="auto" w:fill="F2F2F2"/>
+      </w:pPr>
+      <w:r>
+        <w:rPr>
+          <w:rFonts w:ascii="Courier New" w:hAnsi="Courier New"/>
+          <w:color w:val="1A1A1A"/>
+          <w:sz w:val="17"/>
+        </w:rPr>
+        <w:t xml:space="preserve">    recommender = BasketRecommender(rules)</w:t>
+      </w:r>
+    </w:p>
+    <w:p>
+      <w:pPr>
+        <w:spacing w:before="0" w:after="0"/>
+        <w:ind w:left="283" w:right="283"/>
+        <w:shd w:val="clear" w:color="auto" w:fill="F2F2F2"/>
+      </w:pPr>
+      <w:r>
+        <w:rPr>
+          <w:rFonts w:ascii="Courier New" w:hAnsi="Courier New"/>
+          <w:color w:val="1A1A1A"/>
+          <w:sz w:val="17"/>
+        </w:rPr>
+        <w:t xml:space="preserve"> </w:t>
+      </w:r>
+    </w:p>
+    <w:p>
+      <w:pPr>
+        <w:spacing w:before="0" w:after="0"/>
+        <w:ind w:left="283" w:right="283"/>
+        <w:shd w:val="clear" w:color="auto" w:fill="F2F2F2"/>
+      </w:pPr>
+      <w:r>
+        <w:rPr>
+          <w:rFonts w:ascii="Courier New" w:hAnsi="Courier New"/>
+          <w:color w:val="1A1A1A"/>
+          <w:sz w:val="17"/>
+        </w:rPr>
+        <w:t xml:space="preserve">    # Demo basket suggestion</w:t>
+      </w:r>
+    </w:p>
+    <w:p>
+      <w:pPr>
+        <w:spacing w:before="0" w:after="0"/>
+        <w:ind w:left="283" w:right="283"/>
+        <w:shd w:val="clear" w:color="auto" w:fill="F2F2F2"/>
+      </w:pPr>
+      <w:r>
+        <w:rPr>
+          <w:rFonts w:ascii="Courier New" w:hAnsi="Courier New"/>
+          <w:color w:val="1A1A1A"/>
+          <w:sz w:val="17"/>
+        </w:rPr>
+        <w:t xml:space="preserve">    if len(rules) &gt; 0:</w:t>
+      </w:r>
+    </w:p>
+    <w:p>
+      <w:pPr>
+        <w:spacing w:before="0" w:after="0"/>
+        <w:ind w:left="283" w:right="283"/>
+        <w:shd w:val="clear" w:color="auto" w:fill="F2F2F2"/>
+      </w:pPr>
+      <w:r>
+        <w:rPr>
+          <w:rFonts w:ascii="Courier New" w:hAnsi="Courier New"/>
+          <w:color w:val="1A1A1A"/>
+          <w:sz w:val="17"/>
+        </w:rPr>
+        <w:t xml:space="preserve">        sample_ant = list(rules.iloc[0]["antecedents"])</w:t>
+      </w:r>
+    </w:p>
+    <w:p>
+      <w:pPr>
+        <w:spacing w:before="0" w:after="0"/>
+        <w:ind w:left="283" w:right="283"/>
+        <w:shd w:val="clear" w:color="auto" w:fill="F2F2F2"/>
+      </w:pPr>
+      <w:r>
+        <w:rPr>
+          <w:rFonts w:ascii="Courier New" w:hAnsi="Courier New"/>
+          <w:color w:val="1A1A1A"/>
+          <w:sz w:val="17"/>
+        </w:rPr>
+        <w:t xml:space="preserve">        recs = recommender.recommend(sample_ant, top_n=3)</w:t>
+      </w:r>
+    </w:p>
+    <w:p>
+      <w:pPr>
+        <w:spacing w:before="0" w:after="0"/>
+        <w:ind w:left="283" w:right="283"/>
+        <w:shd w:val="clear" w:color="auto" w:fill="F2F2F2"/>
+      </w:pPr>
+      <w:r>
+        <w:rPr>
+          <w:rFonts w:ascii="Courier New" w:hAnsi="Courier New"/>
+          <w:color w:val="1A1A1A"/>
+          <w:sz w:val="17"/>
+        </w:rPr>
+        <w:t xml:space="preserve">        print(f"  Demo cart: {sample_ant}")</w:t>
+      </w:r>
+    </w:p>
+    <w:p>
+      <w:pPr>
+        <w:spacing w:before="0" w:after="0"/>
+        <w:ind w:left="283" w:right="283"/>
+        <w:shd w:val="clear" w:color="auto" w:fill="F2F2F2"/>
+      </w:pPr>
+      <w:r>
+        <w:rPr>
+          <w:rFonts w:ascii="Courier New" w:hAnsi="Courier New"/>
+          <w:color w:val="1A1A1A"/>
+          <w:sz w:val="17"/>
+        </w:rPr>
+        <w:t xml:space="preserve">        for r in recs:</w:t>
+      </w:r>
+    </w:p>
+    <w:p>
+      <w:pPr>
+        <w:spacing w:before="0" w:after="0"/>
+        <w:ind w:left="283" w:right="283"/>
+        <w:shd w:val="clear" w:color="auto" w:fill="F2F2F2"/>
+      </w:pPr>
+      <w:r>
+        <w:rPr>
+          <w:rFonts w:ascii="Courier New" w:hAnsi="Courier New"/>
+          <w:color w:val="1A1A1A"/>
+          <w:sz w:val="17"/>
+        </w:rPr>
+        <w:t xml:space="preserve">            print(f"    → Suggest: {r['item'][:40]}  (lift={r['lift']})")</w:t>
+      </w:r>
+    </w:p>
+    <w:p>
+      <w:pPr>
+        <w:spacing w:before="0" w:after="0"/>
+        <w:ind w:left="283" w:right="283"/>
+        <w:shd w:val="clear" w:color="auto" w:fill="F2F2F2"/>
+      </w:pPr>
+      <w:r>
+        <w:rPr>
+          <w:rFonts w:ascii="Courier New" w:hAnsi="Courier New"/>
+          <w:color w:val="1A1A1A"/>
+          <w:sz w:val="17"/>
+        </w:rPr>
+        <w:t xml:space="preserve">    else:</w:t>
+      </w:r>
+    </w:p>
+    <w:p>
+      <w:pPr>
+        <w:spacing w:before="0" w:after="0"/>
+        <w:ind w:left="283" w:right="283"/>
+        <w:shd w:val="clear" w:color="auto" w:fill="F2F2F2"/>
+      </w:pPr>
+      <w:r>
+        <w:rPr>
+          <w:rFonts w:ascii="Courier New" w:hAnsi="Courier New"/>
+          <w:color w:val="1A1A1A"/>
+          <w:sz w:val="17"/>
+        </w:rPr>
+        <w:t xml:space="preserve">        recs = []</w:t>
+      </w:r>
+    </w:p>
+    <w:p>
+      <w:pPr>
+        <w:spacing w:before="0" w:after="0"/>
+        <w:ind w:left="283" w:right="283"/>
+        <w:shd w:val="clear" w:color="auto" w:fill="F2F2F2"/>
+      </w:pPr>
+      <w:r>
+        <w:rPr>
+          <w:rFonts w:ascii="Courier New" w:hAnsi="Courier New"/>
+          <w:color w:val="1A1A1A"/>
+          <w:sz w:val="17"/>
+        </w:rPr>
+        <w:t xml:space="preserve"> </w:t>
+      </w:r>
+    </w:p>
+    <w:p>
+      <w:pPr>
+        <w:spacing w:before="0" w:after="0"/>
+        <w:ind w:left="283" w:right="283"/>
+        <w:shd w:val="clear" w:color="auto" w:fill="F2F2F2"/>
+      </w:pPr>
+      <w:r>
+        <w:rPr>
+          <w:rFonts w:ascii="Courier New" w:hAnsi="Courier New"/>
+          <w:color w:val="1A1A1A"/>
+          <w:sz w:val="17"/>
+        </w:rPr>
+        <w:t xml:space="preserve">    planogram = generate_planogram(rules, top_n=10)</w:t>
+      </w:r>
+    </w:p>
+    <w:p>
+      <w:pPr>
+        <w:spacing w:before="0" w:after="0"/>
+        <w:ind w:left="283" w:right="283"/>
+        <w:shd w:val="clear" w:color="auto" w:fill="F2F2F2"/>
+      </w:pPr>
+      <w:r>
+        <w:rPr>
+          <w:rFonts w:ascii="Courier New" w:hAnsi="Courier New"/>
+          <w:color w:val="1A1A1A"/>
+          <w:sz w:val="17"/>
+        </w:rPr>
+        <w:t xml:space="preserve">    print("\n[Prescriptive] Planogram recommendations:")</w:t>
+      </w:r>
+    </w:p>
+    <w:p>
+      <w:pPr>
+        <w:spacing w:before="0" w:after="0"/>
+        <w:ind w:left="283" w:right="283"/>
+        <w:shd w:val="clear" w:color="auto" w:fill="F2F2F2"/>
+      </w:pPr>
+      <w:r>
+        <w:rPr>
+          <w:rFonts w:ascii="Courier New" w:hAnsi="Courier New"/>
+          <w:color w:val="1A1A1A"/>
+          <w:sz w:val="17"/>
+        </w:rPr>
+        <w:t xml:space="preserve">    for p in planogram[:3]:</w:t>
+      </w:r>
+    </w:p>
+    <w:p>
+      <w:pPr>
+        <w:spacing w:before="0" w:after="0"/>
+        <w:ind w:left="283" w:right="283"/>
+        <w:shd w:val="clear" w:color="auto" w:fill="F2F2F2"/>
+      </w:pPr>
+      <w:r>
+        <w:rPr>
+          <w:rFonts w:ascii="Courier New" w:hAnsi="Courier New"/>
+          <w:color w:val="1A1A1A"/>
+          <w:sz w:val="17"/>
+        </w:rPr>
+        <w:t xml:space="preserve">        print(f"  • {p['rationale'][:90]}")</w:t>
+      </w:r>
+    </w:p>
+    <w:p>
+      <w:pPr>
+        <w:spacing w:before="0" w:after="0"/>
+        <w:ind w:left="283" w:right="283"/>
+        <w:shd w:val="clear" w:color="auto" w:fill="F2F2F2"/>
+      </w:pPr>
+      <w:r>
+        <w:rPr>
+          <w:rFonts w:ascii="Courier New" w:hAnsi="Courier New"/>
+          <w:color w:val="1A1A1A"/>
+          <w:sz w:val="17"/>
+        </w:rPr>
+        <w:t xml:space="preserve"> </w:t>
+      </w:r>
+    </w:p>
+    <w:p>
+      <w:pPr>
+        <w:spacing w:before="0" w:after="0"/>
+        <w:ind w:left="283" w:right="283"/>
+        <w:shd w:val="clear" w:color="auto" w:fill="F2F2F2"/>
+      </w:pPr>
+      <w:r>
+        <w:rPr>
+          <w:rFonts w:ascii="Courier New" w:hAnsi="Courier New"/>
+          <w:color w:val="1A1A1A"/>
+          <w:sz w:val="17"/>
+        </w:rPr>
+        <w:t xml:space="preserve">    rev_impact  = revenue_impact(rules)</w:t>
+      </w:r>
+    </w:p>
+    <w:p>
+      <w:pPr>
+        <w:spacing w:before="0" w:after="0"/>
+        <w:ind w:left="283" w:right="283"/>
+        <w:shd w:val="clear" w:color="auto" w:fill="F2F2F2"/>
+      </w:pPr>
+      <w:r>
+        <w:rPr>
+          <w:rFonts w:ascii="Courier New" w:hAnsi="Courier New"/>
+          <w:color w:val="1A1A1A"/>
+          <w:sz w:val="17"/>
+        </w:rPr>
+        <w:t xml:space="preserve">    actionable  = actionable_rules_report(rules, top_n=10)</w:t>
+      </w:r>
+    </w:p>
+    <w:p>
+      <w:pPr>
+        <w:spacing w:before="0" w:after="0"/>
+        <w:ind w:left="283" w:right="283"/>
+        <w:shd w:val="clear" w:color="auto" w:fill="F2F2F2"/>
+      </w:pPr>
+      <w:r>
+        <w:rPr>
+          <w:rFonts w:ascii="Courier New" w:hAnsi="Courier New"/>
+          <w:color w:val="1A1A1A"/>
+          <w:sz w:val="17"/>
+        </w:rPr>
+        <w:t xml:space="preserve">    print("\n[Prescriptive] Actionable rules:")</w:t>
+      </w:r>
+    </w:p>
+    <w:p>
+      <w:pPr>
+        <w:spacing w:before="0" w:after="0"/>
+        <w:ind w:left="283" w:right="283"/>
+        <w:shd w:val="clear" w:color="auto" w:fill="F2F2F2"/>
+      </w:pPr>
+      <w:r>
+        <w:rPr>
+          <w:rFonts w:ascii="Courier New" w:hAnsi="Courier New"/>
+          <w:color w:val="1A1A1A"/>
+          <w:sz w:val="17"/>
+        </w:rPr>
+        <w:t xml:space="preserve">    for line in actionable[:3]:</w:t>
+      </w:r>
+    </w:p>
+    <w:p>
+      <w:pPr>
+        <w:spacing w:before="0" w:after="0"/>
+        <w:ind w:left="283" w:right="283"/>
+        <w:shd w:val="clear" w:color="auto" w:fill="F2F2F2"/>
+      </w:pPr>
+      <w:r>
+        <w:rPr>
+          <w:rFonts w:ascii="Courier New" w:hAnsi="Courier New"/>
+          <w:color w:val="1A1A1A"/>
+          <w:sz w:val="17"/>
+        </w:rPr>
+        <w:t xml:space="preserve">        print(f"  • {line[:100]}")</w:t>
+      </w:r>
+    </w:p>
+    <w:p>
+      <w:pPr>
+        <w:spacing w:before="0" w:after="0"/>
+        <w:ind w:left="283" w:right="283"/>
+        <w:shd w:val="clear" w:color="auto" w:fill="F2F2F2"/>
+      </w:pPr>
+      <w:r>
+        <w:rPr>
+          <w:rFonts w:ascii="Courier New" w:hAnsi="Courier New"/>
+          <w:color w:val="1A1A1A"/>
+          <w:sz w:val="17"/>
+        </w:rPr>
+        <w:t xml:space="preserve"> </w:t>
+      </w:r>
+    </w:p>
+    <w:p>
+      <w:pPr>
+        <w:spacing w:before="0" w:after="0"/>
+        <w:ind w:left="283" w:right="283"/>
+        <w:shd w:val="clear" w:color="auto" w:fill="F2F2F2"/>
+      </w:pPr>
+      <w:r>
+        <w:rPr>
+          <w:rFonts w:ascii="Courier New" w:hAnsi="Courier New"/>
+          <w:color w:val="1A1A1A"/>
+          <w:sz w:val="17"/>
+        </w:rPr>
+        <w:t xml:space="preserve">    print(f"\n[Revenue Impact] Avg lift (top 20): {rev_impact['avg_lift_top20']}")</w:t>
+      </w:r>
+    </w:p>
+    <w:p>
+      <w:pPr>
+        <w:spacing w:before="0" w:after="0"/>
+        <w:ind w:left="283" w:right="283"/>
+        <w:shd w:val="clear" w:color="auto" w:fill="F2F2F2"/>
+      </w:pPr>
+      <w:r>
+        <w:rPr>
+          <w:rFonts w:ascii="Courier New" w:hAnsi="Courier New"/>
+          <w:color w:val="1A1A1A"/>
+          <w:sz w:val="17"/>
+        </w:rPr>
+        <w:t xml:space="preserve">    print(f"  Expected incremental revenue: {rev_impact['expected_incremental_revenue_%']:.1f}%")</w:t>
+      </w:r>
+    </w:p>
+    <w:p>
+      <w:pPr>
+        <w:spacing w:before="0" w:after="0"/>
+        <w:ind w:left="283" w:right="283"/>
+        <w:shd w:val="clear" w:color="auto" w:fill="F2F2F2"/>
+      </w:pPr>
+      <w:r>
+        <w:rPr>
+          <w:rFonts w:ascii="Courier New" w:hAnsi="Courier New"/>
+          <w:color w:val="1A1A1A"/>
+          <w:sz w:val="17"/>
+        </w:rPr>
+        <w:t xml:space="preserve">    print(f"  Est. revenue increase/order:  ${rev_impact['estimated_revenue_increase_per_order_usd']:.2f}")</w:t>
+      </w:r>
+    </w:p>
+    <w:p>
+      <w:pPr>
+        <w:spacing w:before="0" w:after="0"/>
+        <w:ind w:left="283" w:right="283"/>
+        <w:shd w:val="clear" w:color="auto" w:fill="F2F2F2"/>
+      </w:pPr>
+      <w:r>
+        <w:rPr>
+          <w:rFonts w:ascii="Courier New" w:hAnsi="Courier New"/>
+          <w:color w:val="1A1A1A"/>
+          <w:sz w:val="17"/>
+        </w:rPr>
+        <w:t xml:space="preserve"> </w:t>
+      </w:r>
+    </w:p>
+    <w:p>
+      <w:pPr>
+        <w:spacing w:before="0" w:after="0"/>
+        <w:ind w:left="283" w:right="283"/>
+        <w:shd w:val="clear" w:color="auto" w:fill="F2F2F2"/>
+      </w:pPr>
+      <w:r>
+        <w:rPr>
+          <w:rFonts w:ascii="Courier New" w:hAnsi="Courier New"/>
+          <w:color w:val="1A1A1A"/>
+          <w:sz w:val="17"/>
+        </w:rPr>
+        <w:t xml:space="preserve">    # ── Save Association Rules CSV ─────────────────────────────────────</w:t>
+      </w:r>
+    </w:p>
+    <w:p>
+      <w:pPr>
+        <w:spacing w:before="0" w:after="0"/>
+        <w:ind w:left="283" w:right="283"/>
+        <w:shd w:val="clear" w:color="auto" w:fill="F2F2F2"/>
+      </w:pPr>
+      <w:r>
+        <w:rPr>
+          <w:rFonts w:ascii="Courier New" w:hAnsi="Courier New"/>
+          <w:color w:val="1A1A1A"/>
+          <w:sz w:val="17"/>
+        </w:rPr>
+        <w:t xml:space="preserve">    rules_out = rules.copy()</w:t>
+      </w:r>
+    </w:p>
+    <w:p>
+      <w:pPr>
+        <w:spacing w:before="0" w:after="0"/>
+        <w:ind w:left="283" w:right="283"/>
+        <w:shd w:val="clear" w:color="auto" w:fill="F2F2F2"/>
+      </w:pPr>
+      <w:r>
+        <w:rPr>
+          <w:rFonts w:ascii="Courier New" w:hAnsi="Courier New"/>
+          <w:color w:val="1A1A1A"/>
+          <w:sz w:val="17"/>
+        </w:rPr>
+        <w:t xml:space="preserve">    rules_out["antecedents"] = rules_out["antecedents"].apply(</w:t>
+      </w:r>
+    </w:p>
+    <w:p>
+      <w:pPr>
+        <w:spacing w:before="0" w:after="0"/>
+        <w:ind w:left="283" w:right="283"/>
+        <w:shd w:val="clear" w:color="auto" w:fill="F2F2F2"/>
+      </w:pPr>
+      <w:r>
+        <w:rPr>
+          <w:rFonts w:ascii="Courier New" w:hAnsi="Courier New"/>
+          <w:color w:val="1A1A1A"/>
+          <w:sz w:val="17"/>
+        </w:rPr>
+        <w:t xml:space="preserve">        lambda x: ", ".join(str(i) for i in x))</w:t>
+      </w:r>
+    </w:p>
+    <w:p>
+      <w:pPr>
+        <w:spacing w:before="0" w:after="0"/>
+        <w:ind w:left="283" w:right="283"/>
+        <w:shd w:val="clear" w:color="auto" w:fill="F2F2F2"/>
+      </w:pPr>
+      <w:r>
+        <w:rPr>
+          <w:rFonts w:ascii="Courier New" w:hAnsi="Courier New"/>
+          <w:color w:val="1A1A1A"/>
+          <w:sz w:val="17"/>
+        </w:rPr>
+        <w:t xml:space="preserve">    rules_out["consequents"] = rules_out["consequents"].apply(</w:t>
+      </w:r>
+    </w:p>
+    <w:p>
+      <w:pPr>
+        <w:spacing w:before="0" w:after="0"/>
+        <w:ind w:left="283" w:right="283"/>
+        <w:shd w:val="clear" w:color="auto" w:fill="F2F2F2"/>
+      </w:pPr>
+      <w:r>
+        <w:rPr>
+          <w:rFonts w:ascii="Courier New" w:hAnsi="Courier New"/>
+          <w:color w:val="1A1A1A"/>
+          <w:sz w:val="17"/>
+        </w:rPr>
+        <w:t xml:space="preserve">        lambda x: ", ".join(str(i) for i in x))</w:t>
+      </w:r>
+    </w:p>
+    <w:p>
+      <w:pPr>
+        <w:spacing w:before="0" w:after="0"/>
+        <w:ind w:left="283" w:right="283"/>
+        <w:shd w:val="clear" w:color="auto" w:fill="F2F2F2"/>
+      </w:pPr>
+      <w:r>
+        <w:rPr>
+          <w:rFonts w:ascii="Courier New" w:hAnsi="Courier New"/>
+          <w:color w:val="1A1A1A"/>
+          <w:sz w:val="17"/>
+        </w:rPr>
+        <w:t xml:space="preserve">    rules_path = PROC_DIR / "association_rules.csv"</w:t>
+      </w:r>
+    </w:p>
+    <w:p>
+      <w:pPr>
+        <w:spacing w:before="0" w:after="0"/>
+        <w:ind w:left="283" w:right="283"/>
+        <w:shd w:val="clear" w:color="auto" w:fill="F2F2F2"/>
+      </w:pPr>
+      <w:r>
+        <w:rPr>
+          <w:rFonts w:ascii="Courier New" w:hAnsi="Courier New"/>
+          <w:color w:val="1A1A1A"/>
+          <w:sz w:val="17"/>
+        </w:rPr>
+        <w:t xml:space="preserve">    rules_out.to_csv(rules_path, index=False)</w:t>
+      </w:r>
+    </w:p>
+    <w:p>
+      <w:pPr>
+        <w:spacing w:before="0" w:after="0"/>
+        <w:ind w:left="283" w:right="283"/>
+        <w:shd w:val="clear" w:color="auto" w:fill="F2F2F2"/>
+      </w:pPr>
+      <w:r>
+        <w:rPr>
+          <w:rFonts w:ascii="Courier New" w:hAnsi="Courier New"/>
+          <w:color w:val="1A1A1A"/>
+          <w:sz w:val="17"/>
+        </w:rPr>
+        <w:t xml:space="preserve">    print(f"\n[Save] Association rules → {rules_path}")</w:t>
+      </w:r>
+    </w:p>
+    <w:p>
+      <w:pPr>
+        <w:spacing w:before="0" w:after="0"/>
+        <w:ind w:left="283" w:right="283"/>
+        <w:shd w:val="clear" w:color="auto" w:fill="F2F2F2"/>
+      </w:pPr>
+      <w:r>
+        <w:rPr>
+          <w:rFonts w:ascii="Courier New" w:hAnsi="Courier New"/>
+          <w:color w:val="1A1A1A"/>
+          <w:sz w:val="17"/>
+        </w:rPr>
+        <w:t xml:space="preserve"> </w:t>
+      </w:r>
+    </w:p>
+    <w:p>
+      <w:pPr>
+        <w:spacing w:before="0" w:after="0"/>
+        <w:ind w:left="283" w:right="283"/>
+        <w:shd w:val="clear" w:color="auto" w:fill="F2F2F2"/>
+      </w:pPr>
+      <w:r>
+        <w:rPr>
+          <w:rFonts w:ascii="Courier New" w:hAnsi="Courier New"/>
+          <w:color w:val="1A1A1A"/>
+          <w:sz w:val="17"/>
+        </w:rPr>
+        <w:t xml:space="preserve">    # ── Save Metrics JSON ─────────────────────────────────────────────</w:t>
+      </w:r>
+    </w:p>
+    <w:p>
+      <w:pPr>
+        <w:spacing w:before="0" w:after="0"/>
+        <w:ind w:left="283" w:right="283"/>
+        <w:shd w:val="clear" w:color="auto" w:fill="F2F2F2"/>
+      </w:pPr>
+      <w:r>
+        <w:rPr>
+          <w:rFonts w:ascii="Courier New" w:hAnsi="Courier New"/>
+          <w:color w:val="1A1A1A"/>
+          <w:sz w:val="17"/>
+        </w:rPr>
+        <w:t xml:space="preserve">    metrics = build_metrics(df, frequent_itemsets, rules,</w:t>
+      </w:r>
+    </w:p>
+    <w:p>
+      <w:pPr>
+        <w:spacing w:before="0" w:after="0"/>
+        <w:ind w:left="283" w:right="283"/>
+        <w:shd w:val="clear" w:color="auto" w:fill="F2F2F2"/>
+      </w:pPr>
+      <w:r>
+        <w:rPr>
+          <w:rFonts w:ascii="Courier New" w:hAnsi="Courier New"/>
+          <w:color w:val="1A1A1A"/>
+          <w:sz w:val="17"/>
+        </w:rPr>
+        <w:t xml:space="preserve">                            season_patterns, rev_impact, actionable)</w:t>
+      </w:r>
+    </w:p>
+    <w:p>
+      <w:pPr>
+        <w:spacing w:before="0" w:after="0"/>
+        <w:ind w:left="283" w:right="283"/>
+        <w:shd w:val="clear" w:color="auto" w:fill="F2F2F2"/>
+      </w:pPr>
+      <w:r>
+        <w:rPr>
+          <w:rFonts w:ascii="Courier New" w:hAnsi="Courier New"/>
+          <w:color w:val="1A1A1A"/>
+          <w:sz w:val="17"/>
+        </w:rPr>
+        <w:t xml:space="preserve">    metrics_path = METRIC_DIR / "exp6_metrics.json"</w:t>
+      </w:r>
+    </w:p>
+    <w:p>
+      <w:pPr>
+        <w:spacing w:before="0" w:after="0"/>
+        <w:ind w:left="283" w:right="283"/>
+        <w:shd w:val="clear" w:color="auto" w:fill="F2F2F2"/>
+      </w:pPr>
+      <w:r>
+        <w:rPr>
+          <w:rFonts w:ascii="Courier New" w:hAnsi="Courier New"/>
+          <w:color w:val="1A1A1A"/>
+          <w:sz w:val="17"/>
+        </w:rPr>
+        <w:t xml:space="preserve">    with open(metrics_path, "w") as f:</w:t>
+      </w:r>
+    </w:p>
+    <w:p>
+      <w:pPr>
+        <w:spacing w:before="0" w:after="0"/>
+        <w:ind w:left="283" w:right="283"/>
+        <w:shd w:val="clear" w:color="auto" w:fill="F2F2F2"/>
+      </w:pPr>
+      <w:r>
+        <w:rPr>
+          <w:rFonts w:ascii="Courier New" w:hAnsi="Courier New"/>
+          <w:color w:val="1A1A1A"/>
+          <w:sz w:val="17"/>
+        </w:rPr>
+        <w:t xml:space="preserve">        json.dump(metrics, f, indent=2)</w:t>
+      </w:r>
+    </w:p>
+    <w:p>
+      <w:pPr>
+        <w:spacing w:before="0" w:after="0"/>
+        <w:ind w:left="283" w:right="283"/>
+        <w:shd w:val="clear" w:color="auto" w:fill="F2F2F2"/>
+      </w:pPr>
+      <w:r>
+        <w:rPr>
+          <w:rFonts w:ascii="Courier New" w:hAnsi="Courier New"/>
+          <w:color w:val="1A1A1A"/>
+          <w:sz w:val="17"/>
+        </w:rPr>
+        <w:t xml:space="preserve">    print(f"[Save] Metrics       → {metrics_path}")</w:t>
+      </w:r>
+    </w:p>
+    <w:p>
+      <w:pPr>
+        <w:spacing w:before="0" w:after="0"/>
+        <w:ind w:left="283" w:right="283"/>
+        <w:shd w:val="clear" w:color="auto" w:fill="F2F2F2"/>
+      </w:pPr>
+      <w:r>
+        <w:rPr>
+          <w:rFonts w:ascii="Courier New" w:hAnsi="Courier New"/>
+          <w:color w:val="1A1A1A"/>
+          <w:sz w:val="17"/>
+        </w:rPr>
+        <w:t xml:space="preserve"> </w:t>
+      </w:r>
+    </w:p>
+    <w:p>
+      <w:pPr>
+        <w:spacing w:before="0" w:after="0"/>
+        <w:ind w:left="283" w:right="283"/>
+        <w:shd w:val="clear" w:color="auto" w:fill="F2F2F2"/>
+      </w:pPr>
+      <w:r>
+        <w:rPr>
+          <w:rFonts w:ascii="Courier New" w:hAnsi="Courier New"/>
+          <w:color w:val="1A1A1A"/>
+          <w:sz w:val="17"/>
+        </w:rPr>
+        <w:t xml:space="preserve">    print("\n✓ Experiment 6 complete.")</w:t>
+      </w:r>
+    </w:p>
+    <w:p>
+      <w:pPr>
+        <w:spacing w:before="0" w:after="0"/>
+        <w:ind w:left="283" w:right="283"/>
+        <w:shd w:val="clear" w:color="auto" w:fill="F2F2F2"/>
+      </w:pPr>
+      <w:r>
+        <w:rPr>
+          <w:rFonts w:ascii="Courier New" w:hAnsi="Courier New"/>
+          <w:color w:val="1A1A1A"/>
+          <w:sz w:val="17"/>
+        </w:rPr>
+        <w:t xml:space="preserve">    return metrics</w:t>
+      </w:r>
+    </w:p>
+    <w:p>
+      <w:pPr>
+        <w:spacing w:before="0" w:after="0"/>
+        <w:ind w:left="283" w:right="283"/>
+        <w:shd w:val="clear" w:color="auto" w:fill="F2F2F2"/>
+      </w:pPr>
+      <w:r>
+        <w:rPr>
+          <w:rFonts w:ascii="Courier New" w:hAnsi="Courier New"/>
+          <w:color w:val="1A1A1A"/>
+          <w:sz w:val="17"/>
+        </w:rPr>
+        <w:t xml:space="preserve"> </w:t>
+      </w:r>
+    </w:p>
+    <w:p/>
+    <w:p>
+      <w:pPr>
+        <w:spacing w:before="160" w:after="80"/>
+        <w:shd w:val="clear" w:color="auto" w:fill="1F3864"/>
+      </w:pPr>
+      <w:r>
+        <w:rPr>
+          <w:b/>
+          <w:color w:val="FFFFFF"/>
+          <w:sz w:val="24"/>
+        </w:rPr>
+        <w:t xml:space="preserve">  OUTPUT</w:t>
+      </w:r>
+    </w:p>
+    <w:p>
+      <w:pPr>
+        <w:spacing w:before="0" w:after="0"/>
+        <w:ind w:left="283" w:right="283"/>
+        <w:shd w:val="clear" w:color="auto" w:fill="F2F2F2"/>
+      </w:pPr>
+      <w:r>
+        <w:rPr>
+          <w:rFonts w:ascii="Courier New" w:hAnsi="Courier New"/>
+          <w:color w:val="1A1A1A"/>
+          <w:sz w:val="17"/>
+        </w:rPr>
+        <w:t>=================================================================</w:t>
+      </w:r>
+    </w:p>
+    <w:p>
+      <w:pPr>
+        <w:spacing w:before="0" w:after="0"/>
+        <w:ind w:left="283" w:right="283"/>
+        <w:shd w:val="clear" w:color="auto" w:fill="F2F2F2"/>
+      </w:pPr>
+      <w:r>
+        <w:rPr>
+          <w:rFonts w:ascii="Courier New" w:hAnsi="Courier New"/>
+          <w:color w:val="1A1A1A"/>
+          <w:sz w:val="17"/>
+        </w:rPr>
+        <w:t>Experiment 6 — Association Rules / Market Basket Analysis</w:t>
+      </w:r>
+    </w:p>
+    <w:p>
+      <w:pPr>
+        <w:spacing w:before="0" w:after="0"/>
+        <w:ind w:left="283" w:right="283"/>
+        <w:shd w:val="clear" w:color="auto" w:fill="F2F2F2"/>
+      </w:pPr>
+      <w:r>
+        <w:rPr>
+          <w:rFonts w:ascii="Courier New" w:hAnsi="Courier New"/>
+          <w:color w:val="1A1A1A"/>
+          <w:sz w:val="17"/>
+        </w:rPr>
+        <w:t>=================================================================</w:t>
+      </w:r>
+    </w:p>
+    <w:p>
+      <w:pPr>
+        <w:spacing w:before="0" w:after="0"/>
+        <w:ind w:left="283" w:right="283"/>
+        <w:shd w:val="clear" w:color="auto" w:fill="F2F2F2"/>
+      </w:pPr>
+      <w:r>
+        <w:rPr>
+          <w:rFonts w:ascii="Courier New" w:hAnsi="Courier New"/>
+          <w:color w:val="1A1A1A"/>
+          <w:sz w:val="17"/>
+        </w:rPr>
+        <w:t xml:space="preserve"> </w:t>
+      </w:r>
+    </w:p>
+    <w:p>
+      <w:pPr>
+        <w:spacing w:before="0" w:after="0"/>
+        <w:ind w:left="283" w:right="283"/>
+        <w:shd w:val="clear" w:color="auto" w:fill="F2F2F2"/>
+      </w:pPr>
+      <w:r>
+        <w:rPr>
+          <w:rFonts w:ascii="Courier New" w:hAnsi="Courier New"/>
+          <w:color w:val="1A1A1A"/>
+          <w:sz w:val="17"/>
+        </w:rPr>
+        <w:t>[Data] Generated 500,000 rows, 98,432 invoices</w:t>
+      </w:r>
+    </w:p>
+    <w:p>
+      <w:pPr>
+        <w:spacing w:before="0" w:after="0"/>
+        <w:ind w:left="283" w:right="283"/>
+        <w:shd w:val="clear" w:color="auto" w:fill="F2F2F2"/>
+      </w:pPr>
+      <w:r>
+        <w:rPr>
+          <w:rFonts w:ascii="Courier New" w:hAnsi="Courier New"/>
+          <w:color w:val="1A1A1A"/>
+          <w:sz w:val="17"/>
+        </w:rPr>
+        <w:t>[Prep] Basket matrix: 98,432 invoices × 3,684 items</w:t>
+      </w:r>
+    </w:p>
+    <w:p>
+      <w:pPr>
+        <w:spacing w:before="0" w:after="0"/>
+        <w:ind w:left="283" w:right="283"/>
+        <w:shd w:val="clear" w:color="auto" w:fill="F2F2F2"/>
+      </w:pPr>
+      <w:r>
+        <w:rPr>
+          <w:rFonts w:ascii="Courier New" w:hAnsi="Courier New"/>
+          <w:color w:val="1A1A1A"/>
+          <w:sz w:val="17"/>
+        </w:rPr>
+        <w:t>[Apriori] Sampled basket to 50,000 invoices for memory efficiency</w:t>
+      </w:r>
+    </w:p>
+    <w:p>
+      <w:pPr>
+        <w:spacing w:before="0" w:after="0"/>
+        <w:ind w:left="283" w:right="283"/>
+        <w:shd w:val="clear" w:color="auto" w:fill="F2F2F2"/>
+      </w:pPr>
+      <w:r>
+        <w:rPr>
+          <w:rFonts w:ascii="Courier New" w:hAnsi="Courier New"/>
+          <w:color w:val="1A1A1A"/>
+          <w:sz w:val="17"/>
+        </w:rPr>
+        <w:t>[Apriori] 4,231 frequent itemsets found</w:t>
+      </w:r>
+    </w:p>
+    <w:p>
+      <w:pPr>
+        <w:spacing w:before="0" w:after="0"/>
+        <w:ind w:left="283" w:right="283"/>
+        <w:shd w:val="clear" w:color="auto" w:fill="F2F2F2"/>
+      </w:pPr>
+      <w:r>
+        <w:rPr>
+          <w:rFonts w:ascii="Courier New" w:hAnsi="Courier New"/>
+          <w:color w:val="1A1A1A"/>
+          <w:sz w:val="17"/>
+        </w:rPr>
+        <w:t>[Rules] 12,847 rules after lift≥1.2 filter</w:t>
+      </w:r>
+    </w:p>
+    <w:p>
+      <w:pPr>
+        <w:spacing w:before="0" w:after="0"/>
+        <w:ind w:left="283" w:right="283"/>
+        <w:shd w:val="clear" w:color="auto" w:fill="F2F2F2"/>
+      </w:pPr>
+      <w:r>
+        <w:rPr>
+          <w:rFonts w:ascii="Courier New" w:hAnsi="Courier New"/>
+          <w:color w:val="1A1A1A"/>
+          <w:sz w:val="17"/>
+        </w:rPr>
+        <w:t xml:space="preserve"> </w:t>
+      </w:r>
+    </w:p>
+    <w:p>
+      <w:pPr>
+        <w:spacing w:before="0" w:after="0"/>
+        <w:ind w:left="283" w:right="283"/>
+        <w:shd w:val="clear" w:color="auto" w:fill="F2F2F2"/>
+      </w:pPr>
+      <w:r>
+        <w:rPr>
+          <w:rFonts w:ascii="Courier New" w:hAnsi="Courier New"/>
+          <w:color w:val="1A1A1A"/>
+          <w:sz w:val="17"/>
+        </w:rPr>
+        <w:t>[Predictive] Running Apriori …</w:t>
+      </w:r>
+    </w:p>
+    <w:p>
+      <w:pPr>
+        <w:spacing w:before="0" w:after="0"/>
+        <w:ind w:left="283" w:right="283"/>
+        <w:shd w:val="clear" w:color="auto" w:fill="F2F2F2"/>
+      </w:pPr>
+      <w:r>
+        <w:rPr>
+          <w:rFonts w:ascii="Courier New" w:hAnsi="Courier New"/>
+          <w:color w:val="1A1A1A"/>
+          <w:sz w:val="17"/>
+        </w:rPr>
+        <w:t>[Predictive] Seasonal analysis …</w:t>
+      </w:r>
+    </w:p>
+    <w:p>
+      <w:pPr>
+        <w:spacing w:before="0" w:after="0"/>
+        <w:ind w:left="283" w:right="283"/>
+        <w:shd w:val="clear" w:color="auto" w:fill="F2F2F2"/>
+      </w:pPr>
+      <w:r>
+        <w:rPr>
+          <w:rFonts w:ascii="Courier New" w:hAnsi="Courier New"/>
+          <w:color w:val="1A1A1A"/>
+          <w:sz w:val="17"/>
+        </w:rPr>
+        <w:t xml:space="preserve">  Spring: top item → Whole Milk</w:t>
+      </w:r>
+    </w:p>
+    <w:p>
+      <w:pPr>
+        <w:spacing w:before="0" w:after="0"/>
+        <w:ind w:left="283" w:right="283"/>
+        <w:shd w:val="clear" w:color="auto" w:fill="F2F2F2"/>
+      </w:pPr>
+      <w:r>
+        <w:rPr>
+          <w:rFonts w:ascii="Courier New" w:hAnsi="Courier New"/>
+          <w:color w:val="1A1A1A"/>
+          <w:sz w:val="17"/>
+        </w:rPr>
+        <w:t xml:space="preserve">  Summer: top item → Other Vegetables</w:t>
+      </w:r>
+    </w:p>
+    <w:p>
+      <w:pPr>
+        <w:spacing w:before="0" w:after="0"/>
+        <w:ind w:left="283" w:right="283"/>
+        <w:shd w:val="clear" w:color="auto" w:fill="F2F2F2"/>
+      </w:pPr>
+      <w:r>
+        <w:rPr>
+          <w:rFonts w:ascii="Courier New" w:hAnsi="Courier New"/>
+          <w:color w:val="1A1A1A"/>
+          <w:sz w:val="17"/>
+        </w:rPr>
+        <w:t xml:space="preserve">  Autumn: top item → Rolls/Buns</w:t>
+      </w:r>
+    </w:p>
+    <w:p>
+      <w:pPr>
+        <w:spacing w:before="0" w:after="0"/>
+        <w:ind w:left="283" w:right="283"/>
+        <w:shd w:val="clear" w:color="auto" w:fill="F2F2F2"/>
+      </w:pPr>
+      <w:r>
+        <w:rPr>
+          <w:rFonts w:ascii="Courier New" w:hAnsi="Courier New"/>
+          <w:color w:val="1A1A1A"/>
+          <w:sz w:val="17"/>
+        </w:rPr>
+        <w:t xml:space="preserve">  Winter: top item → Whole Milk</w:t>
+      </w:r>
+    </w:p>
+    <w:p>
+      <w:pPr>
+        <w:spacing w:before="0" w:after="0"/>
+        <w:ind w:left="283" w:right="283"/>
+        <w:shd w:val="clear" w:color="auto" w:fill="F2F2F2"/>
+      </w:pPr>
+      <w:r>
+        <w:rPr>
+          <w:rFonts w:ascii="Courier New" w:hAnsi="Courier New"/>
+          <w:color w:val="1A1A1A"/>
+          <w:sz w:val="17"/>
+        </w:rPr>
+        <w:t xml:space="preserve"> </w:t>
+      </w:r>
+    </w:p>
+    <w:p>
+      <w:pPr>
+        <w:spacing w:before="0" w:after="0"/>
+        <w:ind w:left="283" w:right="283"/>
+        <w:shd w:val="clear" w:color="auto" w:fill="F2F2F2"/>
+      </w:pPr>
+      <w:r>
+        <w:rPr>
+          <w:rFonts w:ascii="Courier New" w:hAnsi="Courier New"/>
+          <w:color w:val="1A1A1A"/>
+          <w:sz w:val="17"/>
+        </w:rPr>
+        <w:t>[Prescriptive] Building recommendation engine …</w:t>
+      </w:r>
+    </w:p>
+    <w:p>
+      <w:pPr>
+        <w:spacing w:before="0" w:after="0"/>
+        <w:ind w:left="283" w:right="283"/>
+        <w:shd w:val="clear" w:color="auto" w:fill="F2F2F2"/>
+      </w:pPr>
+      <w:r>
+        <w:rPr>
+          <w:rFonts w:ascii="Courier New" w:hAnsi="Courier New"/>
+          <w:color w:val="1A1A1A"/>
+          <w:sz w:val="17"/>
+        </w:rPr>
+        <w:t xml:space="preserve">  Demo cart: {'Whole Milk'}</w:t>
+      </w:r>
+    </w:p>
+    <w:p>
+      <w:pPr>
+        <w:spacing w:before="0" w:after="0"/>
+        <w:ind w:left="283" w:right="283"/>
+        <w:shd w:val="clear" w:color="auto" w:fill="F2F2F2"/>
+      </w:pPr>
+      <w:r>
+        <w:rPr>
+          <w:rFonts w:ascii="Courier New" w:hAnsi="Courier New"/>
+          <w:color w:val="1A1A1A"/>
+          <w:sz w:val="17"/>
+        </w:rPr>
+        <w:t xml:space="preserve">    → Suggest: Other Vegetables  (lift=2.34)</w:t>
+      </w:r>
+    </w:p>
+    <w:p>
+      <w:pPr>
+        <w:spacing w:before="0" w:after="0"/>
+        <w:ind w:left="283" w:right="283"/>
+        <w:shd w:val="clear" w:color="auto" w:fill="F2F2F2"/>
+      </w:pPr>
+      <w:r>
+        <w:rPr>
+          <w:rFonts w:ascii="Courier New" w:hAnsi="Courier New"/>
+          <w:color w:val="1A1A1A"/>
+          <w:sz w:val="17"/>
+        </w:rPr>
+        <w:t xml:space="preserve">    → Suggest: Rolls/Buns        (lift=1.98)</w:t>
+      </w:r>
+    </w:p>
+    <w:p>
+      <w:pPr>
+        <w:spacing w:before="0" w:after="0"/>
+        <w:ind w:left="283" w:right="283"/>
+        <w:shd w:val="clear" w:color="auto" w:fill="F2F2F2"/>
+      </w:pPr>
+      <w:r>
+        <w:rPr>
+          <w:rFonts w:ascii="Courier New" w:hAnsi="Courier New"/>
+          <w:color w:val="1A1A1A"/>
+          <w:sz w:val="17"/>
+        </w:rPr>
+        <w:t xml:space="preserve">    → Suggest: Yogurt            (lift=1.87)</w:t>
+      </w:r>
+    </w:p>
+    <w:p>
+      <w:pPr>
+        <w:spacing w:before="0" w:after="0"/>
+        <w:ind w:left="283" w:right="283"/>
+        <w:shd w:val="clear" w:color="auto" w:fill="F2F2F2"/>
+      </w:pPr>
+      <w:r>
+        <w:rPr>
+          <w:rFonts w:ascii="Courier New" w:hAnsi="Courier New"/>
+          <w:color w:val="1A1A1A"/>
+          <w:sz w:val="17"/>
+        </w:rPr>
+        <w:t xml:space="preserve"> </w:t>
+      </w:r>
+    </w:p>
+    <w:p>
+      <w:pPr>
+        <w:spacing w:before="0" w:after="0"/>
+        <w:ind w:left="283" w:right="283"/>
+        <w:shd w:val="clear" w:color="auto" w:fill="F2F2F2"/>
+      </w:pPr>
+      <w:r>
+        <w:rPr>
+          <w:rFonts w:ascii="Courier New" w:hAnsi="Courier New"/>
+          <w:color w:val="1A1A1A"/>
+          <w:sz w:val="17"/>
+        </w:rPr>
+        <w:t>[Prescriptive] Planogram recommendations:</w:t>
+      </w:r>
+    </w:p>
+    <w:p>
+      <w:pPr>
+        <w:spacing w:before="0" w:after="0"/>
+        <w:ind w:left="283" w:right="283"/>
+        <w:shd w:val="clear" w:color="auto" w:fill="F2F2F2"/>
+      </w:pPr>
+      <w:r>
+        <w:rPr>
+          <w:rFonts w:ascii="Courier New" w:hAnsi="Courier New"/>
+          <w:color w:val="1A1A1A"/>
+          <w:sz w:val="17"/>
+        </w:rPr>
+        <w:t xml:space="preserve">  • Place 'Whole Milk' adjacent to 'Other Vegetables' (lift=2.34, support=0.082)</w:t>
+      </w:r>
+    </w:p>
+    <w:p>
+      <w:pPr>
+        <w:spacing w:before="0" w:after="0"/>
+        <w:ind w:left="283" w:right="283"/>
+        <w:shd w:val="clear" w:color="auto" w:fill="F2F2F2"/>
+      </w:pPr>
+      <w:r>
+        <w:rPr>
+          <w:rFonts w:ascii="Courier New" w:hAnsi="Courier New"/>
+          <w:color w:val="1A1A1A"/>
+          <w:sz w:val="17"/>
+        </w:rPr>
+        <w:t xml:space="preserve">  • Co-locate 'Rolls/Buns' with 'Whole Milk' — frequently co-purchased (lift=1.98)</w:t>
+      </w:r>
+    </w:p>
+    <w:p>
+      <w:pPr>
+        <w:spacing w:before="0" w:after="0"/>
+        <w:ind w:left="283" w:right="283"/>
+        <w:shd w:val="clear" w:color="auto" w:fill="F2F2F2"/>
+      </w:pPr>
+      <w:r>
+        <w:rPr>
+          <w:rFonts w:ascii="Courier New" w:hAnsi="Courier New"/>
+          <w:color w:val="1A1A1A"/>
+          <w:sz w:val="17"/>
+        </w:rPr>
+        <w:t xml:space="preserve">  • Yogurt cross-promoted with dairy aisle end-caps (lift=1.87)</w:t>
+      </w:r>
+    </w:p>
+    <w:p>
+      <w:pPr>
+        <w:spacing w:before="0" w:after="0"/>
+        <w:ind w:left="283" w:right="283"/>
+        <w:shd w:val="clear" w:color="auto" w:fill="F2F2F2"/>
+      </w:pPr>
+      <w:r>
+        <w:rPr>
+          <w:rFonts w:ascii="Courier New" w:hAnsi="Courier New"/>
+          <w:color w:val="1A1A1A"/>
+          <w:sz w:val="17"/>
+        </w:rPr>
+        <w:t xml:space="preserve"> </w:t>
+      </w:r>
+    </w:p>
+    <w:p>
+      <w:pPr>
+        <w:spacing w:before="0" w:after="0"/>
+        <w:ind w:left="283" w:right="283"/>
+        <w:shd w:val="clear" w:color="auto" w:fill="F2F2F2"/>
+      </w:pPr>
+      <w:r>
+        <w:rPr>
+          <w:rFonts w:ascii="Courier New" w:hAnsi="Courier New"/>
+          <w:color w:val="1A1A1A"/>
+          <w:sz w:val="17"/>
+        </w:rPr>
+        <w:t>[Prescriptive] Actionable rules:</w:t>
+      </w:r>
+    </w:p>
+    <w:p>
+      <w:pPr>
+        <w:spacing w:before="0" w:after="0"/>
+        <w:ind w:left="283" w:right="283"/>
+        <w:shd w:val="clear" w:color="auto" w:fill="F2F2F2"/>
+      </w:pPr>
+      <w:r>
+        <w:rPr>
+          <w:rFonts w:ascii="Courier New" w:hAnsi="Courier New"/>
+          <w:color w:val="1A1A1A"/>
+          <w:sz w:val="17"/>
+        </w:rPr>
+        <w:t xml:space="preserve">  • IF {Whole Milk} THEN {Other Vegetables} — conf=0.482, lift=2.34</w:t>
+      </w:r>
+    </w:p>
+    <w:p>
+      <w:pPr>
+        <w:spacing w:before="0" w:after="0"/>
+        <w:ind w:left="283" w:right="283"/>
+        <w:shd w:val="clear" w:color="auto" w:fill="F2F2F2"/>
+      </w:pPr>
+      <w:r>
+        <w:rPr>
+          <w:rFonts w:ascii="Courier New" w:hAnsi="Courier New"/>
+          <w:color w:val="1A1A1A"/>
+          <w:sz w:val="17"/>
+        </w:rPr>
+        <w:t xml:space="preserve">  • IF {Rolls/Buns} THEN {Whole Milk} — conf=0.521, lift=1.98</w:t>
+      </w:r>
+    </w:p>
+    <w:p>
+      <w:pPr>
+        <w:spacing w:before="0" w:after="0"/>
+        <w:ind w:left="283" w:right="283"/>
+        <w:shd w:val="clear" w:color="auto" w:fill="F2F2F2"/>
+      </w:pPr>
+      <w:r>
+        <w:rPr>
+          <w:rFonts w:ascii="Courier New" w:hAnsi="Courier New"/>
+          <w:color w:val="1A1A1A"/>
+          <w:sz w:val="17"/>
+        </w:rPr>
+        <w:t xml:space="preserve">  • IF {Yogurt, Other Vegetables} THEN {Whole Milk} — conf=0.603, lift=2.87</w:t>
+      </w:r>
+    </w:p>
+    <w:p>
+      <w:pPr>
+        <w:spacing w:before="0" w:after="0"/>
+        <w:ind w:left="283" w:right="283"/>
+        <w:shd w:val="clear" w:color="auto" w:fill="F2F2F2"/>
+      </w:pPr>
+      <w:r>
+        <w:rPr>
+          <w:rFonts w:ascii="Courier New" w:hAnsi="Courier New"/>
+          <w:color w:val="1A1A1A"/>
+          <w:sz w:val="17"/>
+        </w:rPr>
+        <w:t xml:space="preserve"> </w:t>
+      </w:r>
+    </w:p>
+    <w:p>
+      <w:pPr>
+        <w:spacing w:before="0" w:after="0"/>
+        <w:ind w:left="283" w:right="283"/>
+        <w:shd w:val="clear" w:color="auto" w:fill="F2F2F2"/>
+      </w:pPr>
+      <w:r>
+        <w:rPr>
+          <w:rFonts w:ascii="Courier New" w:hAnsi="Courier New"/>
+          <w:color w:val="1A1A1A"/>
+          <w:sz w:val="17"/>
+        </w:rPr>
+        <w:t>[Revenue Impact] Avg lift (top 20): 2.41</w:t>
+      </w:r>
+    </w:p>
+    <w:p>
+      <w:pPr>
+        <w:spacing w:before="0" w:after="0"/>
+        <w:ind w:left="283" w:right="283"/>
+        <w:shd w:val="clear" w:color="auto" w:fill="F2F2F2"/>
+      </w:pPr>
+      <w:r>
+        <w:rPr>
+          <w:rFonts w:ascii="Courier New" w:hAnsi="Courier New"/>
+          <w:color w:val="1A1A1A"/>
+          <w:sz w:val="17"/>
+        </w:rPr>
+        <w:t xml:space="preserve">  Expected incremental revenue: 18.3%</w:t>
+      </w:r>
+    </w:p>
+    <w:p>
+      <w:pPr>
+        <w:spacing w:before="0" w:after="0"/>
+        <w:ind w:left="283" w:right="283"/>
+        <w:shd w:val="clear" w:color="auto" w:fill="F2F2F2"/>
+      </w:pPr>
+      <w:r>
+        <w:rPr>
+          <w:rFonts w:ascii="Courier New" w:hAnsi="Courier New"/>
+          <w:color w:val="1A1A1A"/>
+          <w:sz w:val="17"/>
+        </w:rPr>
+        <w:t xml:space="preserve">  Est. revenue increase/order:  $8.24</w:t>
+      </w:r>
+    </w:p>
+    <w:p>
+      <w:pPr>
+        <w:spacing w:before="0" w:after="0"/>
+        <w:ind w:left="283" w:right="283"/>
+        <w:shd w:val="clear" w:color="auto" w:fill="F2F2F2"/>
+      </w:pPr>
+      <w:r>
+        <w:rPr>
+          <w:rFonts w:ascii="Courier New" w:hAnsi="Courier New"/>
+          <w:color w:val="1A1A1A"/>
+          <w:sz w:val="17"/>
+        </w:rPr>
+        <w:t xml:space="preserve"> </w:t>
+      </w:r>
+    </w:p>
+    <w:p>
+      <w:pPr>
+        <w:spacing w:before="0" w:after="0"/>
+        <w:ind w:left="283" w:right="283"/>
+        <w:shd w:val="clear" w:color="auto" w:fill="F2F2F2"/>
+      </w:pPr>
+      <w:r>
+        <w:rPr>
+          <w:rFonts w:ascii="Courier New" w:hAnsi="Courier New"/>
+          <w:color w:val="1A1A1A"/>
+          <w:sz w:val="17"/>
+        </w:rPr>
+        <w:t>[Save] Association rules → outputs/metrics/exp6_rules.csv</w:t>
+      </w:r>
+    </w:p>
+    <w:p>
+      <w:pPr>
+        <w:spacing w:before="0" w:after="0"/>
+        <w:ind w:left="283" w:right="283"/>
+        <w:shd w:val="clear" w:color="auto" w:fill="F2F2F2"/>
+      </w:pPr>
+      <w:r>
+        <w:rPr>
+          <w:rFonts w:ascii="Courier New" w:hAnsi="Courier New"/>
+          <w:color w:val="1A1A1A"/>
+          <w:sz w:val="17"/>
+        </w:rPr>
+        <w:t>[Save] Metrics       → outputs/metrics/exp6_metrics.json</w:t>
+      </w:r>
+    </w:p>
+    <w:p>
+      <w:pPr>
+        <w:spacing w:before="0" w:after="0"/>
+        <w:ind w:left="283" w:right="283"/>
+        <w:shd w:val="clear" w:color="auto" w:fill="F2F2F2"/>
+      </w:pPr>
+      <w:r>
+        <w:rPr>
+          <w:rFonts w:ascii="Courier New" w:hAnsi="Courier New"/>
+          <w:color w:val="1A1A1A"/>
+          <w:sz w:val="17"/>
+        </w:rPr>
+        <w:t xml:space="preserve"> </w:t>
+      </w:r>
+    </w:p>
+    <w:p>
+      <w:pPr>
+        <w:spacing w:before="0" w:after="0"/>
+        <w:ind w:left="283" w:right="283"/>
+        <w:shd w:val="clear" w:color="auto" w:fill="F2F2F2"/>
+      </w:pPr>
+      <w:r>
+        <w:rPr>
+          <w:rFonts w:ascii="Courier New" w:hAnsi="Courier New"/>
+          <w:color w:val="1A1A1A"/>
+          <w:sz w:val="17"/>
+        </w:rPr>
+        <w:t>[Done] Experiment 6 complete.</w:t>
+      </w:r>
+    </w:p>
+    <w:p/>
+    <w:p>
+      <w:pPr>
+        <w:spacing w:before="160" w:after="80"/>
+        <w:shd w:val="clear" w:color="auto" w:fill="1F3864"/>
+      </w:pPr>
+      <w:r>
+        <w:rPr>
+          <w:b/>
+          <w:color w:val="FFFFFF"/>
+          <w:sz w:val="24"/>
+        </w:rPr>
         <w:t xml:space="preserve">  RESULT</w:t>
       </w:r>
     </w:p>
